--- a/de/wisdom-stories/compassion.docx
+++ b/de/wisdom-stories/compassion.docx
@@ -287,7 +287,7 @@
         <w:rPr>
           <w:lang/>
         </w:rPr>
-        <w:t>„Du schuldest mir nichts, mein Freund. Ich schulde dir etwas. Du hast mich an dieser guten Tat teilhaben lassen. Ich habe wohl seit zwanzig Jahren nicht mehr geweint … Heute Abend hast du mich das wieder fühlen lassen.“</w:t>
+        <w:t>„Du schuldest mir nichts, mein Freund. Ich schulde dir etwas. Du hast mich an dieser guten Tat teilhaben lassen. Ich habe wohl seit zwanzig Jahren nicht mehr geweint … Heute Abend hast du mich diese Gefühle wieder spüren lassen.“</w:t>
       </w:r>
     </w:p>
     <w:p>
